--- a/report_template/template_main/tLC10_CustomEdition_NTZL_v1.0.0.docx
+++ b/report_template/template_main/tLC10_CustomEdition_NTZL_v1.0.0.docx
@@ -440,20 +440,8 @@
                           <w:sz w:val="28"/>
                           <w:szCs w:val="28"/>
                         </w:rPr>
-                        <w:t>检测总</w:t>
+                        <w:t>检测总览</w:t>
                       </w:r>
-                      <w:proofErr w:type="gramStart"/>
-                      <w:r>
-                        <w:rPr>
-                          <w:rFonts w:ascii="思源黑体 CN Bold" w:eastAsia="思源黑体 CN Bold" w:hAnsi="思源黑体 CN Bold" w:hint="eastAsia"/>
-                          <w:color w:val="1E7648"/>
-                          <w:kern w:val="44"/>
-                          <w:sz w:val="28"/>
-                          <w:szCs w:val="28"/>
-                        </w:rPr>
-                        <w:t>览</w:t>
-                      </w:r>
-                      <w:proofErr w:type="gramEnd"/>
                     </w:p>
                   </w:txbxContent>
                 </v:textbox>
@@ -19796,7 +19784,6 @@
         <w:tab/>
       </w:r>
     </w:p>
-    <w:bookmarkStart w:id="20" w:name="_Hlk110927730"/>
     <w:p>
       <w:pPr>
         <w:widowControl/>
@@ -19810,6 +19797,7 @@
           <w:szCs w:val="15"/>
         </w:rPr>
       </w:pPr>
+      <w:bookmarkStart w:id="20" w:name="_Hlk110927730"/>
       <w:r>
         <w:rPr>
           <w:rFonts w:ascii="思源黑体 CN Normal" w:eastAsia="思源黑体 CN Normal" w:hAnsi="思源黑体 CN Normal" w:hint="eastAsia"/>
@@ -24752,7 +24740,41 @@
           <w:sz w:val="18"/>
           <w:szCs w:val="18"/>
         </w:rPr>
-        <w:t>与中国专家共识《二代测序临床报告解读指引》，根据生物标志物在诊断、治疗和预后的证据级别，将体细胞变异分为I类变异（具有强临床意义）、II类变异（具有潜在临床意义）、III类变异（临床意义不明变异）和IV类变异（良性和可能良性变异）。</w:t>
+        <w:t>与中国专家共识</w:t>
+      </w:r>
+      <w:r>
+        <w:rPr>
+          <w:rFonts w:ascii="思源黑体 CN Normal" w:eastAsia="思源黑体 CN Normal" w:hAnsi="思源黑体 CN Normal"/>
+          <w:sz w:val="18"/>
+          <w:szCs w:val="18"/>
+        </w:rPr>
+        <w:t>{{</w:t>
+      </w:r>
+      <w:proofErr w:type="spellStart"/>
+      <w:r>
+        <w:rPr>
+          <w:rFonts w:ascii="思源黑体 CN Normal" w:eastAsia="思源黑体 CN Normal" w:hAnsi="思源黑体 CN Normal"/>
+          <w:sz w:val="18"/>
+          <w:szCs w:val="18"/>
+        </w:rPr>
+        <w:t>sample.guideline.ngs_clinic_report_inter</w:t>
+      </w:r>
+      <w:proofErr w:type="spellEnd"/>
+      <w:r>
+        <w:rPr>
+          <w:rFonts w:ascii="思源黑体 CN Normal" w:eastAsia="思源黑体 CN Normal" w:hAnsi="思源黑体 CN Normal"/>
+          <w:sz w:val="18"/>
+          <w:szCs w:val="18"/>
+        </w:rPr>
+        <w:t>}}</w:t>
+      </w:r>
+      <w:r>
+        <w:rPr>
+          <w:rFonts w:ascii="思源黑体 CN Normal" w:eastAsia="思源黑体 CN Normal" w:hAnsi="思源黑体 CN Normal" w:hint="eastAsia"/>
+          <w:sz w:val="18"/>
+          <w:szCs w:val="18"/>
+        </w:rPr>
+        <w:t>，根据生物标志物在诊断、治疗和预后的证据级别，将体细胞变异分为I类变异（具有强临床意义）、II类变异（具有潜在临床意义）、III类变异（临床意义不明变异）和IV类变异（良性和可能良性变异）。</w:t>
       </w:r>
     </w:p>
     <w:tbl>
@@ -26973,7 +26995,16 @@
           <w:sz w:val="18"/>
           <w:szCs w:val="18"/>
         </w:rPr>
-        <w:t>基因）。产品的检测性能与样品质量密切相关，样品质控结果为风险时，存在检测灵敏度降低以及检测结果准确性降低的风险。</w:t>
+        <w:t>基因）。产品的检测性能与样品质量密切相关，样品质控结果为</w:t>
+      </w:r>
+      <w:r>
+        <w:rPr>
+          <w:rFonts w:ascii="思源黑体 CN Normal" w:eastAsia="思源黑体 CN Normal" w:hAnsi="思源黑体 CN Normal" w:hint="eastAsia"/>
+          <w:sz w:val="18"/>
+          <w:szCs w:val="18"/>
+        </w:rPr>
+        <w:lastRenderedPageBreak/>
+        <w:t>风险时，存在检测灵敏度降低以及检测结果准确性降低的风险。</w:t>
       </w:r>
     </w:p>
     <w:p>
@@ -26994,7 +27025,6 @@
           <w:sz w:val="21"/>
           <w:szCs w:val="21"/>
         </w:rPr>
-        <w:lastRenderedPageBreak/>
         <w:t>&gt;5</w:t>
       </w:r>
       <w:r>
@@ -27768,10 +27798,10 @@
         </w:sectPr>
       </w:pPr>
     </w:p>
-    <w:bookmarkStart w:id="23" w:name="_Toc41566828"/>
-    <w:bookmarkStart w:id="24" w:name="_Toc41567074"/>
-    <w:bookmarkStart w:id="25" w:name="_Toc41567102"/>
     <w:p>
+      <w:bookmarkStart w:id="23" w:name="_Toc41566828"/>
+      <w:bookmarkStart w:id="24" w:name="_Toc41567074"/>
+      <w:bookmarkStart w:id="25" w:name="_Toc41567102"/>
       <w:r>
         <w:rPr>
           <w:rFonts w:hint="eastAsia"/>
